--- a/技术文档.docx
+++ b/技术文档.docx
@@ -204,6 +204,54 @@
           <w:sz w:val="20"/>
         </w:rPr>
         <w:t>com.example.dongchi</w:t>
+      </w:r>
+    </w:p>
+    <w:p>
+      <w:pPr>
+        <w:spacing w:after="60"/>
+        <w:jc w:val="center"/>
+      </w:pPr>
+      <w:r>
+        <w:rPr>
+          <w:rFonts w:ascii="Times New Roman" w:hAnsi="Times New Roman" w:eastAsia="微软雅黑"/>
+          <w:b w:val="0"/>
+          <w:color w:val="606060"/>
+          <w:sz w:val="20"/>
+        </w:rPr>
+        <w:t xml:space="preserve">代码仓库　</w:t>
+      </w:r>
+      <w:r>
+        <w:rPr>
+          <w:rFonts w:ascii="Times New Roman" w:hAnsi="Times New Roman" w:eastAsia="微软雅黑"/>
+          <w:b w:val="0"/>
+          <w:color w:val="222222"/>
+          <w:sz w:val="20"/>
+        </w:rPr>
+        <w:t>github.com/s1316339343/dongchi</w:t>
+      </w:r>
+    </w:p>
+    <w:p>
+      <w:pPr>
+        <w:spacing w:after="60"/>
+        <w:jc w:val="center"/>
+      </w:pPr>
+      <w:r>
+        <w:rPr>
+          <w:rFonts w:ascii="Times New Roman" w:hAnsi="Times New Roman" w:eastAsia="微软雅黑"/>
+          <w:b w:val="0"/>
+          <w:color w:val="606060"/>
+          <w:sz w:val="20"/>
+        </w:rPr>
+        <w:t xml:space="preserve">许可证　</w:t>
+      </w:r>
+      <w:r>
+        <w:rPr>
+          <w:rFonts w:ascii="Times New Roman" w:hAnsi="Times New Roman" w:eastAsia="微软雅黑"/>
+          <w:b w:val="0"/>
+          <w:color w:val="222222"/>
+          <w:sz w:val="20"/>
+        </w:rPr>
+        <w:t>MIT</w:t>
       </w:r>
     </w:p>
     <w:p>
@@ -6061,6 +6109,41 @@
           <w:b w:val="0"/>
           <w:sz w:val="17"/>
         </w:rPr>
+        <w:t># 0) 获取代码</w:t>
+        <w:br/>
+      </w:r>
+      <w:r>
+        <w:rPr>
+          <w:rFonts w:ascii="Consolas" w:hAnsi="Consolas" w:eastAsia="微软雅黑"/>
+          <w:b w:val="0"/>
+          <w:sz w:val="17"/>
+        </w:rPr>
+        <w:t>git clone https://github.com/s1316339343/dongchi.git</w:t>
+        <w:br/>
+      </w:r>
+      <w:r>
+        <w:rPr>
+          <w:rFonts w:ascii="Consolas" w:hAnsi="Consolas" w:eastAsia="微软雅黑"/>
+          <w:b w:val="0"/>
+          <w:sz w:val="17"/>
+        </w:rPr>
+        <w:t>cd dongchi</w:t>
+        <w:br/>
+      </w:r>
+      <w:r>
+        <w:rPr>
+          <w:rFonts w:ascii="Consolas" w:hAnsi="Consolas" w:eastAsia="微软雅黑"/>
+          <w:b w:val="0"/>
+          <w:sz w:val="17"/>
+        </w:rPr>
+        <w:br/>
+      </w:r>
+      <w:r>
+        <w:rPr>
+          <w:rFonts w:ascii="Consolas" w:hAnsi="Consolas" w:eastAsia="微软雅黑"/>
+          <w:b w:val="0"/>
+          <w:sz w:val="17"/>
+        </w:rPr>
         <w:t># 1) 可选：配置云端 AI（不配置则使用本地引擎，功能完整可用）</w:t>
         <w:br/>
       </w:r>
@@ -7097,7 +7180,7 @@
                 <w:b w:val="0"/>
                 <w:sz w:val="19"/>
               </w:rPr>
-              <w:t>安装 DevEco Studio 6.1+ 与 HarmonyOS SDK，克隆仓库</w:t>
+              <w:t>克隆 github.com/s1316339343/dongchi，安装 DevEco Studio 6.1+ 与 HarmonyOS SDK</w:t>
             </w:r>
           </w:p>
         </w:tc>
@@ -7115,7 +7198,7 @@
                 <w:b w:val="0"/>
                 <w:sz w:val="19"/>
               </w:rPr>
-              <w:t>目录下无任何密钥文件，build-profile.json5 的 signingConfigs 为空</w:t>
+              <w:t>仓库中无任何密钥文件，build-profile.json5 的 signingConfigs 为空</w:t>
             </w:r>
           </w:p>
         </w:tc>
